--- a/Lab 04 Worksheet .docx
+++ b/Lab 04 Worksheet .docx
@@ -1178,10 +1178,431 @@
         </w:rPr>
       </w:pPr>
       <w:r>
+        <w:lastRenderedPageBreak/>
         <w:t xml:space="preserve">Task </w:t>
       </w:r>
       <w:r>
         <w:t>3</w:t>
+      </w:r>
+    </w:p>
+    <w:p>
+      <w:pPr>
+        <w:pStyle w:val="Heading2"/>
+        <w:tabs>
+          <w:tab w:val="left" w:pos="781"/>
+        </w:tabs>
+        <w:spacing w:line="360" w:lineRule="auto"/>
+        <w:rPr>
+          <w:b w:val="0"/>
+        </w:rPr>
+      </w:pPr>
+      <w:r>
+        <w:rPr>
+          <w:b w:val="0"/>
+          <w:sz w:val="24"/>
+          <w:szCs w:val="24"/>
+        </w:rPr>
+        <w:t xml:space="preserve">Provide appropriately commented codes </w:t>
+      </w:r>
+    </w:p>
+    <w:tbl>
+      <w:tblPr>
+        <w:tblStyle w:val="TableGrid"/>
+        <w:tblW w:w="0" w:type="auto"/>
+        <w:tblLook w:val="04A0" w:firstRow="1" w:lastRow="0" w:firstColumn="1" w:lastColumn="0" w:noHBand="0" w:noVBand="1"/>
+      </w:tblPr>
+      <w:tblGrid>
+        <w:gridCol w:w="8296"/>
+      </w:tblGrid>
+      <w:tr>
+        <w:trPr>
+          <w:trHeight w:val="352"/>
+        </w:trPr>
+        <w:tc>
+          <w:tcPr>
+            <w:tcW w:w="9900" w:type="dxa"/>
+          </w:tcPr>
+          <w:p>
+            <w:r>
+              <w:drawing>
+                <wp:inline distT="0" distB="0" distL="0" distR="0" wp14:anchorId="5C16F80C" wp14:editId="7836BFD8">
+                  <wp:extent cx="5274310" cy="6364605"/>
+                  <wp:effectExtent l="0" t="0" r="2540" b="0"/>
+                  <wp:docPr id="10" name="Picture 10"/>
+                  <wp:cNvGraphicFramePr>
+                    <a:graphicFrameLocks xmlns:a="http://schemas.openxmlformats.org/drawingml/2006/main" noChangeAspect="1"/>
+                  </wp:cNvGraphicFramePr>
+                  <a:graphic xmlns:a="http://schemas.openxmlformats.org/drawingml/2006/main">
+                    <a:graphicData uri="http://schemas.openxmlformats.org/drawingml/2006/picture">
+                      <pic:pic xmlns:pic="http://schemas.openxmlformats.org/drawingml/2006/picture">
+                        <pic:nvPicPr>
+                          <pic:cNvPr id="1" name=""/>
+                          <pic:cNvPicPr/>
+                        </pic:nvPicPr>
+                        <pic:blipFill>
+                          <a:blip r:embed="rId18"/>
+                          <a:stretch>
+                            <a:fillRect/>
+                          </a:stretch>
+                        </pic:blipFill>
+                        <pic:spPr>
+                          <a:xfrm>
+                            <a:off x="0" y="0"/>
+                            <a:ext cx="5274310" cy="6364605"/>
+                          </a:xfrm>
+                          <a:prstGeom prst="rect">
+                            <a:avLst/>
+                          </a:prstGeom>
+                        </pic:spPr>
+                      </pic:pic>
+                    </a:graphicData>
+                  </a:graphic>
+                </wp:inline>
+              </w:drawing>
+            </w:r>
+          </w:p>
+        </w:tc>
+      </w:tr>
+    </w:tbl>
+    <w:p>
+      <w:pPr>
+        <w:spacing w:before="90"/>
+        <w:ind w:right="70"/>
+        <w:contextualSpacing/>
+        <w:jc w:val="both"/>
+        <w:rPr>
+          <w:i/>
+        </w:rPr>
+      </w:pPr>
+    </w:p>
+    <w:p>
+      <w:pPr>
+        <w:rPr>
+          <w:rFonts w:ascii="Times" w:eastAsia="Times New Roman" w:hAnsi="Times"/>
+          <w:i/>
+          <w:iCs/>
+          <w:color w:val="000000" w:themeColor="text1"/>
+        </w:rPr>
+      </w:pPr>
+    </w:p>
+    <w:p>
+      <w:pPr>
+        <w:rPr>
+          <w:rFonts w:ascii="Times" w:eastAsia="Times New Roman" w:hAnsi="Times"/>
+          <w:i/>
+          <w:iCs/>
+          <w:color w:val="000000" w:themeColor="text1"/>
+        </w:rPr>
+      </w:pPr>
+    </w:p>
+    <w:p>
+      <w:pPr>
+        <w:rPr>
+          <w:rFonts w:ascii="Times" w:eastAsia="Times New Roman" w:hAnsi="Times"/>
+          <w:i/>
+          <w:iCs/>
+          <w:color w:val="000000" w:themeColor="text1"/>
+        </w:rPr>
+      </w:pPr>
+    </w:p>
+    <w:p>
+      <w:pPr>
+        <w:rPr>
+          <w:rFonts w:ascii="Times" w:eastAsia="Times New Roman" w:hAnsi="Times"/>
+          <w:i/>
+          <w:iCs/>
+          <w:color w:val="000000" w:themeColor="text1"/>
+        </w:rPr>
+      </w:pPr>
+    </w:p>
+    <w:p>
+      <w:pPr>
+        <w:rPr>
+          <w:rFonts w:ascii="Times" w:eastAsia="Times New Roman" w:hAnsi="Times"/>
+          <w:i/>
+          <w:iCs/>
+          <w:color w:val="000000" w:themeColor="text1"/>
+        </w:rPr>
+      </w:pPr>
+    </w:p>
+    <w:p>
+      <w:pPr>
+        <w:rPr>
+          <w:rFonts w:ascii="Times" w:eastAsia="Times New Roman" w:hAnsi="Times"/>
+          <w:i/>
+          <w:iCs/>
+          <w:color w:val="000000" w:themeColor="text1"/>
+        </w:rPr>
+      </w:pPr>
+    </w:p>
+    <w:p>
+      <w:pPr>
+        <w:rPr>
+          <w:rFonts w:ascii="Times" w:eastAsia="Times New Roman" w:hAnsi="Times"/>
+          <w:i/>
+          <w:iCs/>
+          <w:color w:val="000000" w:themeColor="text1"/>
+        </w:rPr>
+      </w:pPr>
+    </w:p>
+    <w:p>
+      <w:pPr>
+        <w:rPr>
+          <w:rFonts w:ascii="Times" w:eastAsia="Times New Roman" w:hAnsi="Times"/>
+          <w:i/>
+          <w:iCs/>
+          <w:color w:val="000000"/>
+        </w:rPr>
+      </w:pPr>
+      <w:r>
+        <w:rPr>
+          <w:rFonts w:ascii="Times" w:eastAsia="Times New Roman" w:hAnsi="Times"/>
+          <w:i/>
+          <w:iCs/>
+          <w:color w:val="000000" w:themeColor="text1"/>
+        </w:rPr>
+        <w:lastRenderedPageBreak/>
+        <w:t xml:space="preserve">Add screenshots of your results </w:t>
+      </w:r>
+    </w:p>
+    <w:tbl>
+      <w:tblPr>
+        <w:tblStyle w:val="TableGrid"/>
+        <w:tblW w:w="0" w:type="auto"/>
+        <w:tblLook w:val="04A0" w:firstRow="1" w:lastRow="0" w:firstColumn="1" w:lastColumn="0" w:noHBand="0" w:noVBand="1"/>
+      </w:tblPr>
+      <w:tblGrid>
+        <w:gridCol w:w="8296"/>
+      </w:tblGrid>
+      <w:tr>
+        <w:tc>
+          <w:tcPr>
+            <w:tcW w:w="9016" w:type="dxa"/>
+          </w:tcPr>
+          <w:p>
+            <w:pPr>
+              <w:rPr>
+                <w:rFonts w:ascii="Times" w:eastAsia="Times New Roman" w:hAnsi="Times"/>
+                <w:i/>
+                <w:iCs/>
+                <w:color w:val="000000"/>
+                <w:szCs w:val="26"/>
+              </w:rPr>
+            </w:pPr>
+            <w:r>
+              <w:rPr>
+                <w:rFonts w:ascii="Times" w:eastAsia="Times New Roman" w:hAnsi="Times"/>
+                <w:i/>
+                <w:iCs/>
+                <w:color w:val="000000"/>
+                <w:szCs w:val="26"/>
+              </w:rPr>
+              <w:t>Unsorted:</w:t>
+            </w:r>
+          </w:p>
+          <w:p>
+            <w:pPr>
+              <w:rPr>
+                <w:rFonts w:ascii="Times" w:eastAsia="Times New Roman" w:hAnsi="Times"/>
+                <w:i/>
+                <w:iCs/>
+                <w:color w:val="000000"/>
+                <w:szCs w:val="26"/>
+              </w:rPr>
+            </w:pPr>
+            <w:r>
+              <w:rPr>
+                <w:rFonts w:ascii="Times" w:eastAsia="Times New Roman" w:hAnsi="Times"/>
+                <w:i/>
+                <w:iCs/>
+                <w:color w:val="000000"/>
+                <w:szCs w:val="26"/>
+              </w:rPr>
+              <w:drawing>
+                <wp:inline distT="0" distB="0" distL="0" distR="0" wp14:anchorId="352C133C" wp14:editId="76EAB557">
+                  <wp:extent cx="5274310" cy="2074545"/>
+                  <wp:effectExtent l="0" t="0" r="2540" b="1905"/>
+                  <wp:docPr id="8" name="Picture 8"/>
+                  <wp:cNvGraphicFramePr>
+                    <a:graphicFrameLocks xmlns:a="http://schemas.openxmlformats.org/drawingml/2006/main" noChangeAspect="1"/>
+                  </wp:cNvGraphicFramePr>
+                  <a:graphic xmlns:a="http://schemas.openxmlformats.org/drawingml/2006/main">
+                    <a:graphicData uri="http://schemas.openxmlformats.org/drawingml/2006/picture">
+                      <pic:pic xmlns:pic="http://schemas.openxmlformats.org/drawingml/2006/picture">
+                        <pic:nvPicPr>
+                          <pic:cNvPr id="1" name=""/>
+                          <pic:cNvPicPr/>
+                        </pic:nvPicPr>
+                        <pic:blipFill>
+                          <a:blip r:embed="rId19"/>
+                          <a:stretch>
+                            <a:fillRect/>
+                          </a:stretch>
+                        </pic:blipFill>
+                        <pic:spPr>
+                          <a:xfrm>
+                            <a:off x="0" y="0"/>
+                            <a:ext cx="5274310" cy="2074545"/>
+                          </a:xfrm>
+                          <a:prstGeom prst="rect">
+                            <a:avLst/>
+                          </a:prstGeom>
+                        </pic:spPr>
+                      </pic:pic>
+                    </a:graphicData>
+                  </a:graphic>
+                </wp:inline>
+              </w:drawing>
+            </w:r>
+          </w:p>
+          <w:p>
+            <w:pPr>
+              <w:rPr>
+                <w:rFonts w:ascii="Times" w:eastAsia="Times New Roman" w:hAnsi="Times"/>
+                <w:i/>
+                <w:iCs/>
+                <w:color w:val="000000"/>
+                <w:szCs w:val="26"/>
+              </w:rPr>
+            </w:pPr>
+          </w:p>
+          <w:p>
+            <w:pPr>
+              <w:rPr>
+                <w:rFonts w:ascii="Times" w:eastAsia="Times New Roman" w:hAnsi="Times"/>
+                <w:i/>
+                <w:iCs/>
+                <w:color w:val="000000"/>
+                <w:szCs w:val="26"/>
+              </w:rPr>
+            </w:pPr>
+            <w:r>
+              <w:rPr>
+                <w:rFonts w:ascii="Times" w:eastAsia="Times New Roman" w:hAnsi="Times"/>
+                <w:i/>
+                <w:iCs/>
+                <w:color w:val="000000"/>
+                <w:szCs w:val="26"/>
+              </w:rPr>
+              <w:t>Sorted:</w:t>
+            </w:r>
+          </w:p>
+          <w:p>
+            <w:pPr>
+              <w:rPr>
+                <w:rFonts w:ascii="Times" w:eastAsia="Times New Roman" w:hAnsi="Times"/>
+                <w:i/>
+                <w:iCs/>
+                <w:color w:val="000000"/>
+                <w:szCs w:val="26"/>
+              </w:rPr>
+            </w:pPr>
+            <w:r>
+              <w:rPr>
+                <w:rFonts w:ascii="Times" w:eastAsia="Times New Roman" w:hAnsi="Times"/>
+                <w:i/>
+                <w:iCs/>
+                <w:color w:val="000000"/>
+                <w:szCs w:val="26"/>
+              </w:rPr>
+              <w:drawing>
+                <wp:inline distT="0" distB="0" distL="0" distR="0" wp14:anchorId="7C300A7A" wp14:editId="5A0ED5C4">
+                  <wp:extent cx="5274310" cy="2204720"/>
+                  <wp:effectExtent l="0" t="0" r="2540" b="5080"/>
+                  <wp:docPr id="9" name="Picture 9"/>
+                  <wp:cNvGraphicFramePr>
+                    <a:graphicFrameLocks xmlns:a="http://schemas.openxmlformats.org/drawingml/2006/main" noChangeAspect="1"/>
+                  </wp:cNvGraphicFramePr>
+                  <a:graphic xmlns:a="http://schemas.openxmlformats.org/drawingml/2006/main">
+                    <a:graphicData uri="http://schemas.openxmlformats.org/drawingml/2006/picture">
+                      <pic:pic xmlns:pic="http://schemas.openxmlformats.org/drawingml/2006/picture">
+                        <pic:nvPicPr>
+                          <pic:cNvPr id="1" name=""/>
+                          <pic:cNvPicPr/>
+                        </pic:nvPicPr>
+                        <pic:blipFill>
+                          <a:blip r:embed="rId20"/>
+                          <a:stretch>
+                            <a:fillRect/>
+                          </a:stretch>
+                        </pic:blipFill>
+                        <pic:spPr>
+                          <a:xfrm>
+                            <a:off x="0" y="0"/>
+                            <a:ext cx="5274310" cy="2204720"/>
+                          </a:xfrm>
+                          <a:prstGeom prst="rect">
+                            <a:avLst/>
+                          </a:prstGeom>
+                        </pic:spPr>
+                      </pic:pic>
+                    </a:graphicData>
+                  </a:graphic>
+                </wp:inline>
+              </w:drawing>
+            </w:r>
+          </w:p>
+        </w:tc>
+      </w:tr>
+    </w:tbl>
+    <w:p>
+      <w:pPr>
+        <w:spacing w:before="90"/>
+        <w:ind w:right="70"/>
+        <w:contextualSpacing/>
+        <w:jc w:val="both"/>
+      </w:pPr>
+      <w:r>
+        <w:br/>
+        <w:t>Comments:</w:t>
+      </w:r>
+    </w:p>
+    <w:tbl>
+      <w:tblPr>
+        <w:tblStyle w:val="TableGrid"/>
+        <w:tblW w:w="0" w:type="auto"/>
+        <w:tblLook w:val="04A0" w:firstRow="1" w:lastRow="0" w:firstColumn="1" w:lastColumn="0" w:noHBand="0" w:noVBand="1"/>
+      </w:tblPr>
+      <w:tblGrid>
+        <w:gridCol w:w="8296"/>
+      </w:tblGrid>
+      <w:tr>
+        <w:trPr>
+          <w:trHeight w:val="941"/>
+        </w:trPr>
+        <w:tc>
+          <w:tcPr>
+            <w:tcW w:w="8296" w:type="dxa"/>
+          </w:tcPr>
+          <w:p>
+            <w:pPr>
+              <w:spacing w:before="90"/>
+              <w:contextualSpacing/>
+            </w:pPr>
+          </w:p>
+        </w:tc>
+      </w:tr>
+    </w:tbl>
+    <w:p>
+      <w:pPr>
+        <w:spacing w:before="90"/>
+        <w:contextualSpacing/>
+      </w:pPr>
+    </w:p>
+    <w:p/>
+    <w:p>
+      <w:pPr>
+        <w:pStyle w:val="Heading2"/>
+        <w:tabs>
+          <w:tab w:val="left" w:pos="781"/>
+        </w:tabs>
+        <w:spacing w:line="360" w:lineRule="auto"/>
+        <w:rPr>
+          <w:b w:val="0"/>
+        </w:rPr>
+      </w:pPr>
+      <w:r>
+        <w:t>Task 4</w:t>
       </w:r>
     </w:p>
     <w:p>
@@ -1390,39 +1811,6 @@
               </w:rPr>
             </w:pPr>
           </w:p>
-          <w:p>
-            <w:pPr>
-              <w:rPr>
-                <w:rFonts w:ascii="Times" w:eastAsia="Times New Roman" w:hAnsi="Times"/>
-                <w:i/>
-                <w:iCs/>
-                <w:color w:val="000000"/>
-                <w:szCs w:val="26"/>
-              </w:rPr>
-            </w:pPr>
-          </w:p>
-          <w:p>
-            <w:pPr>
-              <w:rPr>
-                <w:rFonts w:ascii="Times" w:eastAsia="Times New Roman" w:hAnsi="Times"/>
-                <w:i/>
-                <w:iCs/>
-                <w:color w:val="000000"/>
-                <w:szCs w:val="26"/>
-              </w:rPr>
-            </w:pPr>
-          </w:p>
-          <w:p>
-            <w:pPr>
-              <w:rPr>
-                <w:rFonts w:ascii="Times" w:eastAsia="Times New Roman" w:hAnsi="Times"/>
-                <w:i/>
-                <w:iCs/>
-                <w:color w:val="000000"/>
-                <w:szCs w:val="26"/>
-              </w:rPr>
-            </w:pPr>
-          </w:p>
         </w:tc>
       </w:tr>
     </w:tbl>
@@ -1463,440 +1851,8 @@
           </w:p>
         </w:tc>
       </w:tr>
+      <w:bookmarkEnd w:id="3"/>
     </w:tbl>
-    <w:p>
-      <w:pPr>
-        <w:spacing w:before="90"/>
-        <w:contextualSpacing/>
-      </w:pPr>
-    </w:p>
-    <w:p/>
-    <w:p>
-      <w:pPr>
-        <w:pStyle w:val="Heading2"/>
-        <w:tabs>
-          <w:tab w:val="left" w:pos="781"/>
-        </w:tabs>
-        <w:spacing w:line="360" w:lineRule="auto"/>
-        <w:rPr>
-          <w:b w:val="0"/>
-        </w:rPr>
-      </w:pPr>
-      <w:r>
-        <w:t>Task 4</w:t>
-      </w:r>
-    </w:p>
-    <w:p>
-      <w:pPr>
-        <w:pStyle w:val="Heading2"/>
-        <w:tabs>
-          <w:tab w:val="left" w:pos="781"/>
-        </w:tabs>
-        <w:spacing w:line="360" w:lineRule="auto"/>
-        <w:rPr>
-          <w:b w:val="0"/>
-        </w:rPr>
-      </w:pPr>
-      <w:r>
-        <w:rPr>
-          <w:b w:val="0"/>
-          <w:sz w:val="24"/>
-          <w:szCs w:val="24"/>
-        </w:rPr>
-        <w:t xml:space="preserve">Provide appropriately commented codes </w:t>
-      </w:r>
-    </w:p>
-    <w:tbl>
-      <w:tblPr>
-        <w:tblStyle w:val="TableGrid"/>
-        <w:tblW w:w="0" w:type="auto"/>
-        <w:tblLook w:val="04A0" w:firstRow="1" w:lastRow="0" w:firstColumn="1" w:lastColumn="0" w:noHBand="0" w:noVBand="1"/>
-      </w:tblPr>
-      <w:tblGrid>
-        <w:gridCol w:w="8296"/>
-      </w:tblGrid>
-      <w:tr>
-        <w:trPr>
-          <w:trHeight w:val="352"/>
-        </w:trPr>
-        <w:tc>
-          <w:tcPr>
-            <w:tcW w:w="9900" w:type="dxa"/>
-          </w:tcPr>
-          <w:p/>
-          <w:p>
-            <w:pPr>
-              <w:pStyle w:val="Heading2"/>
-              <w:tabs>
-                <w:tab w:val="left" w:pos="781"/>
-              </w:tabs>
-              <w:spacing w:before="0" w:line="360" w:lineRule="auto"/>
-            </w:pPr>
-          </w:p>
-          <w:p/>
-          <w:p/>
-          <w:p/>
-          <w:p/>
-          <w:p/>
-          <w:p/>
-          <w:p/>
-          <w:p/>
-          <w:p/>
-          <w:p/>
-          <w:p/>
-          <w:p/>
-          <w:p/>
-          <w:p/>
-          <w:p/>
-          <w:p/>
-          <w:p/>
-          <w:p/>
-          <w:p/>
-          <w:p/>
-          <w:p/>
-          <w:p/>
-          <w:p/>
-          <w:p/>
-        </w:tc>
-      </w:tr>
-    </w:tbl>
-    <w:p>
-      <w:pPr>
-        <w:spacing w:before="90"/>
-        <w:ind w:right="70"/>
-        <w:contextualSpacing/>
-        <w:jc w:val="both"/>
-        <w:rPr>
-          <w:i/>
-        </w:rPr>
-      </w:pPr>
-    </w:p>
-    <w:p>
-      <w:pPr>
-        <w:rPr>
-          <w:rFonts w:ascii="Times" w:eastAsia="Times New Roman" w:hAnsi="Times"/>
-          <w:i/>
-          <w:iCs/>
-          <w:color w:val="000000"/>
-        </w:rPr>
-      </w:pPr>
-      <w:r>
-        <w:rPr>
-          <w:rFonts w:ascii="Times" w:eastAsia="Times New Roman" w:hAnsi="Times"/>
-          <w:i/>
-          <w:iCs/>
-          <w:color w:val="000000" w:themeColor="text1"/>
-        </w:rPr>
-        <w:t xml:space="preserve">Add screenshots of your results </w:t>
-      </w:r>
-    </w:p>
-    <w:tbl>
-      <w:tblPr>
-        <w:tblStyle w:val="TableGrid"/>
-        <w:tblW w:w="0" w:type="auto"/>
-        <w:tblLook w:val="04A0" w:firstRow="1" w:lastRow="0" w:firstColumn="1" w:lastColumn="0" w:noHBand="0" w:noVBand="1"/>
-      </w:tblPr>
-      <w:tblGrid>
-        <w:gridCol w:w="8296"/>
-      </w:tblGrid>
-      <w:tr>
-        <w:tc>
-          <w:tcPr>
-            <w:tcW w:w="9016" w:type="dxa"/>
-          </w:tcPr>
-          <w:p>
-            <w:pPr>
-              <w:rPr>
-                <w:rFonts w:ascii="Times" w:eastAsia="Times New Roman" w:hAnsi="Times"/>
-                <w:i/>
-                <w:iCs/>
-                <w:color w:val="000000"/>
-                <w:szCs w:val="26"/>
-              </w:rPr>
-            </w:pPr>
-          </w:p>
-          <w:p>
-            <w:pPr>
-              <w:rPr>
-                <w:rFonts w:ascii="Times" w:eastAsia="Times New Roman" w:hAnsi="Times"/>
-                <w:i/>
-                <w:iCs/>
-                <w:color w:val="000000"/>
-                <w:szCs w:val="26"/>
-              </w:rPr>
-            </w:pPr>
-          </w:p>
-          <w:p>
-            <w:pPr>
-              <w:rPr>
-                <w:rFonts w:ascii="Times" w:eastAsia="Times New Roman" w:hAnsi="Times"/>
-                <w:i/>
-                <w:iCs/>
-                <w:color w:val="000000"/>
-                <w:szCs w:val="26"/>
-              </w:rPr>
-            </w:pPr>
-          </w:p>
-          <w:p>
-            <w:pPr>
-              <w:rPr>
-                <w:rFonts w:ascii="Times" w:eastAsia="Times New Roman" w:hAnsi="Times"/>
-                <w:i/>
-                <w:iCs/>
-                <w:color w:val="000000"/>
-                <w:szCs w:val="26"/>
-              </w:rPr>
-            </w:pPr>
-          </w:p>
-          <w:p>
-            <w:pPr>
-              <w:rPr>
-                <w:rFonts w:ascii="Times" w:eastAsia="Times New Roman" w:hAnsi="Times"/>
-                <w:i/>
-                <w:iCs/>
-                <w:color w:val="000000"/>
-                <w:szCs w:val="26"/>
-              </w:rPr>
-            </w:pPr>
-          </w:p>
-          <w:p>
-            <w:pPr>
-              <w:rPr>
-                <w:rFonts w:ascii="Times" w:eastAsia="Times New Roman" w:hAnsi="Times"/>
-                <w:i/>
-                <w:iCs/>
-                <w:color w:val="000000"/>
-                <w:szCs w:val="26"/>
-              </w:rPr>
-            </w:pPr>
-          </w:p>
-          <w:p>
-            <w:pPr>
-              <w:rPr>
-                <w:rFonts w:ascii="Times" w:eastAsia="Times New Roman" w:hAnsi="Times"/>
-                <w:i/>
-                <w:iCs/>
-                <w:color w:val="000000"/>
-                <w:szCs w:val="26"/>
-              </w:rPr>
-            </w:pPr>
-          </w:p>
-          <w:p>
-            <w:pPr>
-              <w:rPr>
-                <w:rFonts w:ascii="Times" w:eastAsia="Times New Roman" w:hAnsi="Times"/>
-                <w:i/>
-                <w:iCs/>
-                <w:color w:val="000000"/>
-                <w:szCs w:val="26"/>
-              </w:rPr>
-            </w:pPr>
-          </w:p>
-        </w:tc>
-      </w:tr>
-    </w:tbl>
-    <w:p>
-      <w:pPr>
-        <w:spacing w:before="90"/>
-        <w:ind w:right="70"/>
-        <w:contextualSpacing/>
-        <w:jc w:val="both"/>
-      </w:pPr>
-      <w:r>
-        <w:br/>
-        <w:t>Comments:</w:t>
-      </w:r>
-    </w:p>
-    <w:tbl>
-      <w:tblPr>
-        <w:tblStyle w:val="TableGrid"/>
-        <w:tblW w:w="0" w:type="auto"/>
-        <w:tblLook w:val="04A0" w:firstRow="1" w:lastRow="0" w:firstColumn="1" w:lastColumn="0" w:noHBand="0" w:noVBand="1"/>
-      </w:tblPr>
-      <w:tblGrid>
-        <w:gridCol w:w="8296"/>
-      </w:tblGrid>
-      <w:tr>
-        <w:trPr>
-          <w:trHeight w:val="941"/>
-        </w:trPr>
-        <w:tc>
-          <w:tcPr>
-            <w:tcW w:w="8296" w:type="dxa"/>
-          </w:tcPr>
-          <w:p>
-            <w:pPr>
-              <w:spacing w:before="90"/>
-              <w:contextualSpacing/>
-            </w:pPr>
-          </w:p>
-        </w:tc>
-      </w:tr>
-    </w:tbl>
-    <w:p>
-      <w:pPr>
-        <w:spacing w:before="90"/>
-        <w:contextualSpacing/>
-      </w:pPr>
-    </w:p>
-    <w:p>
-      <w:pPr>
-        <w:rPr>
-          <w:rFonts w:ascii="Times" w:eastAsia="Times New Roman" w:hAnsi="Times"/>
-          <w:color w:val="000000" w:themeColor="text1"/>
-        </w:rPr>
-      </w:pPr>
-    </w:p>
-    <w:p>
-      <w:pPr>
-        <w:rPr>
-          <w:rFonts w:ascii="Times" w:eastAsia="Times New Roman" w:hAnsi="Times"/>
-          <w:i/>
-          <w:iCs/>
-          <w:color w:val="000000" w:themeColor="text1"/>
-        </w:rPr>
-      </w:pPr>
-    </w:p>
-    <w:p>
-      <w:r>
-        <w:rPr>
-          <w:rFonts w:eastAsia="Times New Roman" w:cs="Times New Roman"/>
-          <w:color w:val="000000" w:themeColor="text1"/>
-        </w:rPr>
-        <w:t xml:space="preserve"> </w:t>
-      </w:r>
-      <w:r>
-        <w:rPr>
-          <w:rFonts w:ascii="Times" w:eastAsia="Times" w:hAnsi="Times" w:cs="Times"/>
-        </w:rPr>
-        <w:t xml:space="preserve"> </w:t>
-      </w:r>
-    </w:p>
-    <w:p>
-      <w:pPr>
-        <w:rPr>
-          <w:rFonts w:ascii="Times" w:eastAsia="Times New Roman" w:hAnsi="Times"/>
-          <w:i/>
-          <w:iCs/>
-          <w:color w:val="000000" w:themeColor="text1"/>
-        </w:rPr>
-      </w:pPr>
-    </w:p>
-    <w:p>
-      <w:pPr>
-        <w:rPr>
-          <w:rFonts w:ascii="Times" w:eastAsia="Times New Roman" w:hAnsi="Times"/>
-          <w:i/>
-          <w:iCs/>
-          <w:color w:val="000000" w:themeColor="text1"/>
-        </w:rPr>
-      </w:pPr>
-    </w:p>
-    <w:p>
-      <w:pPr>
-        <w:rPr>
-          <w:rFonts w:ascii="Times" w:eastAsia="Times New Roman" w:hAnsi="Times"/>
-          <w:i/>
-          <w:iCs/>
-          <w:color w:val="000000" w:themeColor="text1"/>
-        </w:rPr>
-      </w:pPr>
-    </w:p>
-    <w:p>
-      <w:pPr>
-        <w:rPr>
-          <w:rFonts w:ascii="Times" w:eastAsia="Times New Roman" w:hAnsi="Times"/>
-          <w:i/>
-          <w:iCs/>
-          <w:color w:val="000000" w:themeColor="text1"/>
-        </w:rPr>
-      </w:pPr>
-    </w:p>
-    <w:p>
-      <w:pPr>
-        <w:rPr>
-          <w:rFonts w:ascii="Times" w:eastAsia="Times New Roman" w:hAnsi="Times"/>
-          <w:i/>
-          <w:iCs/>
-          <w:color w:val="000000" w:themeColor="text1"/>
-        </w:rPr>
-      </w:pPr>
-    </w:p>
-    <w:p>
-      <w:pPr>
-        <w:rPr>
-          <w:rFonts w:ascii="Times" w:eastAsia="Times New Roman" w:hAnsi="Times"/>
-          <w:i/>
-          <w:iCs/>
-          <w:color w:val="000000" w:themeColor="text1"/>
-        </w:rPr>
-      </w:pPr>
-    </w:p>
-    <w:p>
-      <w:pPr>
-        <w:rPr>
-          <w:rFonts w:ascii="Times" w:eastAsia="Times New Roman" w:hAnsi="Times"/>
-          <w:i/>
-          <w:iCs/>
-          <w:color w:val="000000" w:themeColor="text1"/>
-        </w:rPr>
-      </w:pPr>
-    </w:p>
-    <w:p>
-      <w:pPr>
-        <w:rPr>
-          <w:rFonts w:ascii="Times" w:eastAsia="Times New Roman" w:hAnsi="Times"/>
-          <w:i/>
-          <w:iCs/>
-          <w:color w:val="000000" w:themeColor="text1"/>
-        </w:rPr>
-      </w:pPr>
-    </w:p>
-    <w:p>
-      <w:pPr>
-        <w:rPr>
-          <w:rFonts w:ascii="Times" w:eastAsia="Times New Roman" w:hAnsi="Times"/>
-          <w:i/>
-          <w:iCs/>
-          <w:color w:val="000000" w:themeColor="text1"/>
-        </w:rPr>
-      </w:pPr>
-    </w:p>
-    <w:p>
-      <w:pPr>
-        <w:spacing w:before="90"/>
-        <w:ind w:right="70"/>
-        <w:contextualSpacing/>
-        <w:jc w:val="both"/>
-      </w:pPr>
-    </w:p>
-    <w:bookmarkEnd w:id="3"/>
-    <w:p>
-      <w:pPr>
-        <w:spacing w:before="90"/>
-        <w:ind w:right="70"/>
-        <w:contextualSpacing/>
-        <w:jc w:val="both"/>
-        <w:rPr>
-          <w:b/>
-          <w:bCs/>
-          <w:sz w:val="32"/>
-          <w:szCs w:val="32"/>
-        </w:rPr>
-      </w:pPr>
-    </w:p>
-    <w:p>
-      <w:pPr>
-        <w:pStyle w:val="Heading2"/>
-        <w:spacing w:before="90"/>
-        <w:ind w:right="70"/>
-        <w:contextualSpacing/>
-        <w:jc w:val="both"/>
-        <w:rPr>
-          <w:rFonts w:cs="Times"/>
-        </w:rPr>
-      </w:pPr>
-    </w:p>
     <w:p>
       <w:r>
         <w:br w:type="page"/>
@@ -4149,10 +4105,10 @@
       </w:pPr>
     </w:p>
     <w:sectPr>
-      <w:headerReference w:type="default" r:id="rId18"/>
-      <w:footerReference w:type="default" r:id="rId19"/>
-      <w:headerReference w:type="first" r:id="rId20"/>
-      <w:footerReference w:type="first" r:id="rId21"/>
+      <w:headerReference w:type="default" r:id="rId21"/>
+      <w:footerReference w:type="default" r:id="rId22"/>
+      <w:headerReference w:type="first" r:id="rId23"/>
+      <w:footerReference w:type="first" r:id="rId24"/>
       <w:pgSz w:w="11906" w:h="16838" w:code="9"/>
       <w:pgMar w:top="1440" w:right="1800" w:bottom="1440" w:left="1800" w:header="720" w:footer="1008" w:gutter="0"/>
       <w:cols w:space="720"/>
